--- a/resume-scrubber/test_populator/populated_CV-047367 CV for Costello, Lori.docx
+++ b/resume-scrubber/test_populator/populated_CV-047367 CV for Costello, Lori.docx
@@ -1054,7 +1054,7 @@
                   <w:rPr>
                     <w:rStyle w:val="ITCVBody"/>
                   </w:rPr>
-                  <w:t w:space="preserve">Led a large change, comms and business readiness team for the most significant technology transformation in Coutts’ history (Avaloq platform); change programme shortlisted for RBS Innovation of the Year</w:t>
+                  <w:t w:space="preserve">Led a large change, comms and business readiness team for the most significant technology transformation in Coutts' history (Avaloq platform); change programme shortlisted for RBS Innovation of the Year</w:t>
                 </w:r>
               </w:p>
               <w:p>
